--- a/templates/izin_keluar_kantor_pegawai.docx
+++ b/templates/izin_keluar_kantor_pegawai.docx
@@ -641,61 +641,61 @@
           <w:sz w:val="24"/>
           <w:szCs w:val="24"/>
         </w:rPr>
-        <w:t xml:space="preserve">Pejabat</w:t>
-      </w:r>
-      <w:proofErr w:type="spellStart"/>
-      <w:r>
-        <w:rPr>
-          <w:rFonts w:ascii="Arial" w:hAnsi="Arial" w:cs="Arial"/>
-          <w:color w:val="1C1C1C"/>
-          <w:w w:val="105"/>
-          <w:sz w:val="24"/>
-          <w:szCs w:val="24"/>
-        </w:rPr>
-        <w:t/>
-      </w:r>
-      <w:proofErr w:type="spellEnd"/>
-      <w:r>
-        <w:rPr>
-          <w:rFonts w:ascii="Arial" w:hAnsi="Arial" w:cs="Arial"/>
-          <w:color w:val="1C1C1C"/>
-          <w:w w:val="105"/>
-          <w:sz w:val="24"/>
-          <w:szCs w:val="24"/>
-        </w:rPr>
-        <w:t xml:space="preserve"/>
-      </w:r>
-      <w:proofErr w:type="spellStart"/>
-      <w:r>
-        <w:rPr>
-          <w:rFonts w:ascii="Arial" w:hAnsi="Arial" w:cs="Arial"/>
-          <w:color w:val="1C1C1C"/>
-          <w:w w:val="105"/>
-          <w:sz w:val="24"/>
-          <w:szCs w:val="24"/>
-        </w:rPr>
-        <w:t/>
-      </w:r>
-      <w:proofErr w:type="spellEnd"/>
-      <w:r>
-        <w:rPr>
-          <w:rFonts w:ascii="Arial" w:hAnsi="Arial" w:cs="Arial"/>
-          <w:color w:val="1C1C1C"/>
-          <w:w w:val="105"/>
-          <w:sz w:val="24"/>
-          <w:szCs w:val="24"/>
-        </w:rPr>
-        <w:t/>
-      </w:r>
-      <w:r>
-        <w:rPr>
-          <w:rFonts w:ascii="Arial" w:hAnsi="Arial" w:cs="Arial"/>
-          <w:color w:val="1C1C1C"/>
-          <w:w w:val="105"/>
-          <w:sz w:val="24"/>
-          <w:szCs w:val="24"/>
-        </w:rPr>
-        <w:t xml:space="preserve"/>
+        <w:t xml:space="preserve">Dengan </w:t>
+      </w:r>
+      <w:proofErr w:type="spellStart"/>
+      <w:r>
+        <w:rPr>
+          <w:rFonts w:ascii="Arial" w:hAnsi="Arial" w:cs="Arial"/>
+          <w:color w:val="1C1C1C"/>
+          <w:w w:val="105"/>
+          <w:sz w:val="24"/>
+          <w:szCs w:val="24"/>
+        </w:rPr>
+        <w:t>ini</w:t>
+      </w:r>
+      <w:proofErr w:type="spellEnd"/>
+      <w:r>
+        <w:rPr>
+          <w:rFonts w:ascii="Arial" w:hAnsi="Arial" w:cs="Arial"/>
+          <w:color w:val="1C1C1C"/>
+          <w:w w:val="105"/>
+          <w:sz w:val="24"/>
+          <w:szCs w:val="24"/>
+        </w:rPr>
+        <w:t xml:space="preserve"> </w:t>
+      </w:r>
+      <w:proofErr w:type="spellStart"/>
+      <w:r>
+        <w:rPr>
+          <w:rFonts w:ascii="Arial" w:hAnsi="Arial" w:cs="Arial"/>
+          <w:color w:val="1C1C1C"/>
+          <w:w w:val="105"/>
+          <w:sz w:val="24"/>
+          <w:szCs w:val="24"/>
+        </w:rPr>
+        <w:t>saya</w:t>
+      </w:r>
+      <w:proofErr w:type="spellEnd"/>
+      <w:r>
+        <w:rPr>
+          <w:rFonts w:ascii="Arial" w:hAnsi="Arial" w:cs="Arial"/>
+          <w:color w:val="1C1C1C"/>
+          <w:w w:val="105"/>
+          <w:sz w:val="24"/>
+          <w:szCs w:val="24"/>
+        </w:rPr>
+        <w:t>*</w:t>
+      </w:r>
+      <w:r>
+        <w:rPr>
+          <w:rFonts w:ascii="Arial" w:hAnsi="Arial" w:cs="Arial"/>
+          <w:color w:val="1C1C1C"/>
+          <w:w w:val="105"/>
+          <w:sz w:val="24"/>
+          <w:szCs w:val="24"/>
+        </w:rPr>
+        <w:t xml:space="preserve"> </w:t>
       </w:r>
       <w:r>
         <w:rPr>
@@ -715,7 +715,7 @@
           <w:sz w:val="24"/>
           <w:szCs w:val="24"/>
         </w:rPr>
-        <w:t/>
+        <w:t>:</w:t>
       </w:r>
     </w:p>
     <w:p>
@@ -739,7 +739,7 @@
           <w:sz w:val="24"/>
           <w:szCs w:val="24"/>
         </w:rPr>
-        <w:t/>
+        <w:t>Nama</w:t>
       </w:r>
       <w:r>
         <w:rPr>
@@ -769,7 +769,7 @@
           <w:sz w:val="24"/>
           <w:szCs w:val="24"/>
         </w:rPr>
-        <w:t/>
+        <w:t>:</w:t>
       </w:r>
       <w:r>
         <w:rPr>
@@ -803,7 +803,7 @@
           <w:sz w:val="24"/>
           <w:szCs w:val="24"/>
         </w:rPr>
-        <w:t/>
+        <w:t>NIP</w:t>
       </w:r>
       <w:r>
         <w:rPr>
@@ -834,27 +834,27 @@
           <w:szCs w:val="24"/>
         </w:rPr>
         <w:tab/>
-        <w:t/>
-      </w:r>
-      <w:r>
-        <w:rPr>
-          <w:rFonts w:ascii="Arial" w:hAnsi="Arial" w:cs="Arial"/>
-          <w:color w:val="1C1C1C"/>
-          <w:w w:val="105"/>
-          <w:sz w:val="24"/>
-          <w:szCs w:val="24"/>
-        </w:rPr>
-        <w:t xml:space="preserve"/>
-      </w:r>
-      <w:r>
-        <w:rPr>
-          <w:rFonts w:ascii="Arial" w:hAnsi="Arial" w:cs="Arial"/>
-          <w:color w:val="1C1C1C"/>
-          <w:w w:val="105"/>
-          <w:sz w:val="24"/>
-          <w:szCs w:val="24"/>
-        </w:rPr>
-        <w:t>${pemberi_izin_jabatan}</w:t>
+        <w:t>:</w:t>
+      </w:r>
+      <w:r>
+        <w:rPr>
+          <w:rFonts w:ascii="Arial" w:hAnsi="Arial" w:cs="Arial"/>
+          <w:color w:val="1C1C1C"/>
+          <w:w w:val="105"/>
+          <w:sz w:val="24"/>
+          <w:szCs w:val="24"/>
+        </w:rPr>
+        <w:t xml:space="preserve"> </w:t>
+      </w:r>
+      <w:r>
+        <w:rPr>
+          <w:rFonts w:ascii="Arial" w:hAnsi="Arial" w:cs="Arial"/>
+          <w:color w:val="1C1C1C"/>
+          <w:w w:val="105"/>
+          <w:sz w:val="24"/>
+          <w:szCs w:val="24"/>
+        </w:rPr>
+        <w:t>${pemberi_izin_nip}</w:t>
       </w:r>
       <w:r>
         <w:rPr>
@@ -889,7 +889,7 @@
           <w:sz w:val="24"/>
           <w:szCs w:val="24"/>
         </w:rPr>
-        <w:t/>
+        <w:t>Jabatan</w:t>
       </w:r>
       <w:proofErr w:type="spellEnd"/>
       <w:r>
@@ -911,27 +911,27 @@
           <w:szCs w:val="24"/>
         </w:rPr>
         <w:tab/>
-        <w:t/>
-      </w:r>
-      <w:r>
-        <w:rPr>
-          <w:rFonts w:ascii="Arial" w:hAnsi="Arial" w:cs="Arial"/>
-          <w:color w:val="1C1C1C"/>
-          <w:w w:val="105"/>
-          <w:sz w:val="24"/>
-          <w:szCs w:val="24"/>
-        </w:rPr>
-        <w:t xml:space="preserve"/>
-      </w:r>
-      <w:r>
-        <w:rPr>
-          <w:rFonts w:ascii="Arial" w:hAnsi="Arial" w:cs="Arial"/>
-          <w:color w:val="1C1C1C"/>
-          <w:w w:val="105"/>
-          <w:sz w:val="24"/>
-          <w:szCs w:val="24"/>
-        </w:rPr>
-        <w:t>${pemberi_izin_unit_kerja}</w:t>
+        <w:t>:</w:t>
+      </w:r>
+      <w:r>
+        <w:rPr>
+          <w:rFonts w:ascii="Arial" w:hAnsi="Arial" w:cs="Arial"/>
+          <w:color w:val="1C1C1C"/>
+          <w:w w:val="105"/>
+          <w:sz w:val="24"/>
+          <w:szCs w:val="24"/>
+        </w:rPr>
+        <w:t xml:space="preserve"> </w:t>
+      </w:r>
+      <w:r>
+        <w:rPr>
+          <w:rFonts w:ascii="Arial" w:hAnsi="Arial" w:cs="Arial"/>
+          <w:color w:val="1C1C1C"/>
+          <w:w w:val="105"/>
+          <w:sz w:val="24"/>
+          <w:szCs w:val="24"/>
+        </w:rPr>
+        <w:t>${pemberi_izin_jabatan}</w:t>
       </w:r>
       <w:r>
         <w:rPr>
@@ -965,9 +965,61 @@
           <w:sz w:val="24"/>
           <w:szCs w:val="24"/>
         </w:rPr>
-        <w:t xml:space="preserve"/>
-      </w:r>
-      <w:proofErr w:type="spellStart"/>
+        <w:t xml:space="preserve">Unit </w:t>
+      </w:r>
+      <w:proofErr w:type="spellStart"/>
+      <w:r>
+        <w:rPr>
+          <w:rFonts w:ascii="Arial" w:hAnsi="Arial" w:cs="Arial"/>
+          <w:color w:val="1C1C1C"/>
+          <w:w w:val="105"/>
+          <w:sz w:val="24"/>
+          <w:szCs w:val="24"/>
+        </w:rPr>
+        <w:t>Kerja</w:t>
+      </w:r>
+      <w:proofErr w:type="spellEnd"/>
+      <w:r>
+        <w:rPr>
+          <w:rFonts w:ascii="Arial" w:hAnsi="Arial" w:cs="Arial"/>
+          <w:color w:val="1C1C1C"/>
+          <w:w w:val="105"/>
+          <w:sz w:val="24"/>
+          <w:szCs w:val="24"/>
+        </w:rPr>
+        <w:tab/>
+      </w:r>
+      <w:r>
+        <w:rPr>
+          <w:rFonts w:ascii="Arial" w:hAnsi="Arial" w:cs="Arial"/>
+          <w:color w:val="1C1C1C"/>
+          <w:w w:val="105"/>
+          <w:sz w:val="24"/>
+          <w:szCs w:val="24"/>
+        </w:rPr>
+        <w:tab/>
+        <w:t>:</w:t>
+      </w:r>
+      <w:r>
+        <w:rPr>
+          <w:rFonts w:ascii="Arial" w:hAnsi="Arial" w:cs="Arial"/>
+          <w:color w:val="1C1C1C"/>
+          <w:w w:val="105"/>
+          <w:sz w:val="24"/>
+          <w:szCs w:val="24"/>
+        </w:rPr>
+        <w:t xml:space="preserve"> </w:t>
+      </w:r>
+      <w:r>
+        <w:rPr>
+          <w:rFonts w:ascii="Arial" w:hAnsi="Arial" w:cs="Arial"/>
+          <w:color w:val="1C1C1C"/>
+          <w:w w:val="105"/>
+          <w:sz w:val="24"/>
+          <w:szCs w:val="24"/>
+        </w:rPr>
+        <w:t>${pemberi_izin_unit_kerja}</w:t>
+      </w:r>
       <w:r>
         <w:rPr>
           <w:rFonts w:ascii="Arial" w:hAnsi="Arial" w:cs="Arial"/>
@@ -977,58 +1029,6 @@
           <w:szCs w:val="24"/>
         </w:rPr>
         <w:t/>
-      </w:r>
-      <w:proofErr w:type="spellEnd"/>
-      <w:r>
-        <w:rPr>
-          <w:rFonts w:ascii="Arial" w:hAnsi="Arial" w:cs="Arial"/>
-          <w:color w:val="1C1C1C"/>
-          <w:w w:val="105"/>
-          <w:sz w:val="24"/>
-          <w:szCs w:val="24"/>
-        </w:rPr>
-        <w:tab/>
-      </w:r>
-      <w:r>
-        <w:rPr>
-          <w:rFonts w:ascii="Arial" w:hAnsi="Arial" w:cs="Arial"/>
-          <w:color w:val="1C1C1C"/>
-          <w:w w:val="105"/>
-          <w:sz w:val="24"/>
-          <w:szCs w:val="24"/>
-        </w:rPr>
-        <w:tab/>
-        <w:t/>
-      </w:r>
-      <w:r>
-        <w:rPr>
-          <w:rFonts w:ascii="Arial" w:hAnsi="Arial" w:cs="Arial"/>
-          <w:color w:val="1C1C1C"/>
-          <w:w w:val="105"/>
-          <w:sz w:val="24"/>
-          <w:szCs w:val="24"/>
-        </w:rPr>
-        <w:t xml:space="preserve"/>
-      </w:r>
-      <w:r>
-        <w:rPr>
-          <w:rFonts w:ascii="Arial" w:hAnsi="Arial" w:cs="Arial"/>
-          <w:color w:val="1C1C1C"/>
-          <w:w w:val="105"/>
-          <w:sz w:val="24"/>
-          <w:szCs w:val="24"/>
-        </w:rPr>
-        <w:t/>
-      </w:r>
-      <w:r>
-        <w:rPr>
-          <w:rFonts w:ascii="Arial" w:hAnsi="Arial" w:cs="Arial"/>
-          <w:color w:val="1C1C1C"/>
-          <w:w w:val="105"/>
-          <w:sz w:val="24"/>
-          <w:szCs w:val="24"/>
-        </w:rPr>
-        <w:t>*</w:t>
       </w:r>
     </w:p>
     <w:p>
@@ -1266,7 +1266,7 @@
           <w:szCs w:val="24"/>
         </w:rPr>
         <w:br/>
-        <w:t>NIP/Gol</w:t>
+        <w:t>NIP</w:t>
       </w:r>
       <w:r>
         <w:rPr>
@@ -1299,7 +1299,7 @@
           <w:sz w:val="24"/>
           <w:szCs w:val="24"/>
         </w:rPr>
-        <w:t xml:space="preserve"> ${penerima_izin_nip} / ${penerima_izin_golongan_ruang}</w:t>
+        <w:t xml:space="preserve"> ${penerima_izin_nip}</w:t>
       </w:r>
       <w:r>
         <w:rPr>
@@ -1321,6 +1321,58 @@
           <w:szCs w:val="24"/>
         </w:rPr>
       </w:pPr>
+      <w:proofErr w:type="spellStart"/>
+      <w:r>
+        <w:rPr>
+          <w:rFonts w:ascii="Arial" w:hAnsi="Arial" w:cs="Arial"/>
+          <w:color w:val="1C1C1C"/>
+          <w:w w:val="105"/>
+          <w:sz w:val="24"/>
+          <w:szCs w:val="24"/>
+        </w:rPr>
+        <w:t>Jabatan</w:t>
+      </w:r>
+      <w:proofErr w:type="spellEnd"/>
+      <w:r>
+        <w:rPr>
+          <w:rFonts w:ascii="Arial" w:hAnsi="Arial" w:cs="Arial"/>
+          <w:color w:val="1C1C1C"/>
+          <w:w w:val="105"/>
+          <w:sz w:val="24"/>
+          <w:szCs w:val="24"/>
+        </w:rPr>
+        <w:tab/>
+      </w:r>
+      <w:r>
+        <w:rPr>
+          <w:rFonts w:ascii="Arial" w:hAnsi="Arial" w:cs="Arial"/>
+          <w:color w:val="1C1C1C"/>
+          <w:w w:val="105"/>
+          <w:sz w:val="24"/>
+          <w:szCs w:val="24"/>
+        </w:rPr>
+        <w:tab/>
+      </w:r>
+      <w:r>
+        <w:rPr>
+          <w:rFonts w:ascii="Arial" w:hAnsi="Arial" w:cs="Arial"/>
+          <w:sz w:val="24"/>
+          <w:szCs w:val="24"/>
+        </w:rPr>
+        <w:t>: ${penerima_izin_jabatan}</w:t>
+      </w:r>
+    </w:p>
+    <w:p>
+      <w:pPr>
+        <w:pStyle w:val="BodyText"/>
+        <w:spacing w:before="40" w:line="347" w:lineRule="auto"/>
+        <w:ind w:left="142" w:right="1521"/>
+        <w:rPr>
+          <w:rFonts w:ascii="Arial" w:hAnsi="Arial" w:cs="Arial"/>
+          <w:sz w:val="24"/>
+          <w:szCs w:val="24"/>
+        </w:rPr>
+      </w:pPr>
       <w:r>
         <w:rPr>
           <w:rFonts w:ascii="Arial" w:hAnsi="Arial" w:cs="Arial"/>
@@ -1663,7 +1715,7 @@
           <w:sz w:val="24"/>
           <w:szCs w:val="24"/>
         </w:rPr>
-        <w:t>(${pemberi_izin_nama_lengkap})</w:t>
+        <w:t>${pemberi_izin_nama_lengkap}</w:t>
       </w:r>
       <w:r>
         <w:rPr>
@@ -1693,6 +1745,284 @@
           <w:szCs w:val="24"/>
         </w:rPr>
       </w:pPr>
+    </w:p>
+    <w:p>
+      <w:pPr>
+        <w:ind w:left="142"/>
+        <w:rPr>
+          <w:rFonts w:ascii="Arial" w:eastAsia="Arial" w:hAnsi="Arial" w:cs="Arial"/>
+          <w:sz w:val="24"/>
+          <w:szCs w:val="24"/>
+        </w:rPr>
+      </w:pPr>
+      <w:proofErr w:type="spellStart"/>
+      <w:r>
+        <w:rPr>
+          <w:rFonts w:ascii="Arial" w:eastAsia="Arial" w:hAnsi="Arial" w:cs="Arial"/>
+          <w:sz w:val="24"/>
+          <w:szCs w:val="24"/>
+        </w:rPr>
+        <w:t>Mengetahui</w:t>
+      </w:r>
+      <w:proofErr w:type="spellEnd"/>
+    </w:p>
+    <w:p>
+      <w:pPr>
+        <w:ind w:left="142"/>
+        <w:rPr>
+          <w:rFonts w:ascii="Arial" w:eastAsia="Arial" w:hAnsi="Arial" w:cs="Arial"/>
+          <w:sz w:val="24"/>
+          <w:szCs w:val="24"/>
+        </w:rPr>
+      </w:pPr>
+      <w:proofErr w:type="spellStart"/>
+      <w:r>
+        <w:rPr>
+          <w:rFonts w:ascii="Arial" w:eastAsia="Arial" w:hAnsi="Arial" w:cs="Arial"/>
+          <w:sz w:val="24"/>
+          <w:szCs w:val="24"/>
+        </w:rPr>
+        <w:t>Ketua</w:t>
+      </w:r>
+      <w:proofErr w:type="spellEnd"/>
+      <w:r>
+        <w:rPr>
+          <w:rFonts w:ascii="Arial" w:eastAsia="Arial" w:hAnsi="Arial" w:cs="Arial"/>
+          <w:sz w:val="24"/>
+          <w:szCs w:val="24"/>
+        </w:rPr>
+        <w:t xml:space="preserve">/Wakil </w:t>
+      </w:r>
+      <w:proofErr w:type="spellStart"/>
+      <w:r>
+        <w:rPr>
+          <w:rFonts w:ascii="Arial" w:eastAsia="Arial" w:hAnsi="Arial" w:cs="Arial"/>
+          <w:sz w:val="24"/>
+          <w:szCs w:val="24"/>
+        </w:rPr>
+        <w:t>Ketua</w:t>
+      </w:r>
+      <w:proofErr w:type="spellEnd"/>
+      <w:r>
+        <w:rPr>
+          <w:rFonts w:ascii="Arial" w:eastAsia="Arial" w:hAnsi="Arial" w:cs="Arial"/>
+          <w:sz w:val="24"/>
+          <w:szCs w:val="24"/>
+        </w:rPr>
+        <w:t xml:space="preserve"> </w:t>
+      </w:r>
+      <w:proofErr w:type="spellStart"/>
+      <w:r>
+        <w:rPr>
+          <w:rFonts w:ascii="Arial" w:eastAsia="Arial" w:hAnsi="Arial" w:cs="Arial"/>
+          <w:sz w:val="24"/>
+          <w:szCs w:val="24"/>
+        </w:rPr>
+        <w:t>Pengadilan</w:t>
+      </w:r>
+      <w:proofErr w:type="spellEnd"/>
+      <w:r>
+        <w:rPr>
+          <w:rFonts w:ascii="Arial" w:eastAsia="Arial" w:hAnsi="Arial" w:cs="Arial"/>
+          <w:sz w:val="24"/>
+          <w:szCs w:val="24"/>
+        </w:rPr>
+        <w:t xml:space="preserve"> Agama Rantau</w:t>
+      </w:r>
+      <w:r>
+        <w:rPr>
+          <w:rFonts w:ascii="Arial" w:eastAsia="Arial" w:hAnsi="Arial" w:cs="Arial"/>
+          <w:sz w:val="24"/>
+          <w:szCs w:val="24"/>
+        </w:rPr>
+        <w:t>**</w:t>
+      </w:r>
+    </w:p>
+    <w:p>
+      <w:pPr>
+        <w:ind w:left="142"/>
+        <w:rPr>
+          <w:rFonts w:ascii="Arial" w:eastAsia="Arial" w:hAnsi="Arial" w:cs="Arial"/>
+          <w:sz w:val="24"/>
+          <w:szCs w:val="24"/>
+        </w:rPr>
+      </w:pPr>
+    </w:p>
+    <w:p>
+      <w:pPr>
+        <w:ind w:left="142"/>
+        <w:rPr>
+          <w:rFonts w:ascii="Arial" w:eastAsia="Arial" w:hAnsi="Arial" w:cs="Arial"/>
+          <w:sz w:val="24"/>
+          <w:szCs w:val="24"/>
+        </w:rPr>
+      </w:pPr>
+    </w:p>
+    <w:p>
+      <w:pPr>
+        <w:ind w:left="142"/>
+        <w:rPr>
+          <w:rFonts w:ascii="Arial" w:eastAsia="Arial" w:hAnsi="Arial" w:cs="Arial"/>
+          <w:sz w:val="24"/>
+          <w:szCs w:val="24"/>
+        </w:rPr>
+      </w:pPr>
+    </w:p>
+    <w:p>
+      <w:pPr>
+        <w:ind w:left="142"/>
+        <w:rPr>
+          <w:rFonts w:ascii="Arial" w:eastAsia="Arial" w:hAnsi="Arial" w:cs="Arial"/>
+          <w:sz w:val="24"/>
+          <w:szCs w:val="24"/>
+          <w:u w:val="single"/>
+        </w:rPr>
+      </w:pPr>
+    </w:p>
+    <w:p>
+      <w:pPr>
+        <w:pStyle w:val="BodyText"/>
+        <w:spacing w:line="286" w:lineRule="exact"/>
+        <w:ind w:left="0"/>
+        <w:rPr>
+          <w:rFonts w:ascii="Arial" w:hAnsi="Arial" w:cs="Arial"/>
+          <w:sz w:val="24"/>
+          <w:szCs w:val="24"/>
+        </w:rPr>
+      </w:pPr>
+      <w:r>
+        <w:rPr>
+          <w:rFonts w:ascii="Arial" w:hAnsi="Arial" w:cs="Arial"/>
+          <w:sz w:val="24"/>
+          <w:szCs w:val="24"/>
+        </w:rPr>
+        <w:t xml:space="preserve">  </w:t>
+      </w:r>
+      <w:r>
+        <w:rPr>
+          <w:rFonts w:ascii="Arial" w:hAnsi="Arial" w:cs="Arial"/>
+          <w:sz w:val="24"/>
+          <w:szCs w:val="24"/>
+        </w:rPr>
+        <w:t>${mengetahui_nama_lengkap}</w:t>
+      </w:r>
+      <w:r>
+        <w:rPr>
+          <w:rFonts w:ascii="Arial" w:hAnsi="Arial" w:cs="Arial"/>
+          <w:sz w:val="24"/>
+          <w:szCs w:val="24"/>
+        </w:rPr>
+        <w:t/>
+      </w:r>
+    </w:p>
+    <w:p>
+      <w:pPr>
+        <w:ind w:left="142"/>
+        <w:rPr>
+          <w:rFonts w:ascii="Arial" w:eastAsia="Arial" w:hAnsi="Arial" w:cs="Arial"/>
+          <w:sz w:val="24"/>
+          <w:szCs w:val="24"/>
+        </w:rPr>
+      </w:pPr>
+    </w:p>
+    <w:p>
+      <w:pPr>
+        <w:ind w:left="142"/>
+        <w:rPr>
+          <w:rFonts w:ascii="Arial" w:eastAsia="Arial" w:hAnsi="Arial" w:cs="Arial"/>
+          <w:sz w:val="24"/>
+          <w:szCs w:val="24"/>
+        </w:rPr>
+      </w:pPr>
+    </w:p>
+    <w:p>
+      <w:pPr>
+        <w:ind w:left="142"/>
+        <w:rPr>
+          <w:rFonts w:ascii="Arial" w:eastAsia="Arial" w:hAnsi="Arial" w:cs="Arial"/>
+          <w:sz w:val="24"/>
+          <w:szCs w:val="24"/>
+        </w:rPr>
+      </w:pPr>
+    </w:p>
+    <w:p>
+      <w:pPr>
+        <w:ind w:left="142"/>
+        <w:rPr>
+          <w:rFonts w:ascii="Arial" w:eastAsia="Arial" w:hAnsi="Arial" w:cs="Arial"/>
+          <w:sz w:val="24"/>
+          <w:szCs w:val="24"/>
+        </w:rPr>
+      </w:pPr>
+    </w:p>
+    <w:p>
+      <w:pPr>
+        <w:spacing w:before="244"/>
+        <w:rPr>
+          <w:rFonts w:ascii="Arial" w:hAnsi="Arial" w:cs="Arial"/>
+          <w:color w:val="2F2F2F"/>
+          <w:spacing w:val="-2"/>
+          <w:w w:val="110"/>
+          <w:sz w:val="20"/>
+          <w:szCs w:val="20"/>
+        </w:rPr>
+      </w:pPr>
+    </w:p>
+    <w:p>
+      <w:pPr>
+        <w:spacing w:before="244"/>
+        <w:rPr>
+          <w:rFonts w:ascii="Arial" w:eastAsia="Times New Roman" w:hAnsi="Arial" w:cs="Arial"/>
+          <w:sz w:val="20"/>
+          <w:szCs w:val="20"/>
+        </w:rPr>
+      </w:pPr>
+      <w:proofErr w:type="spellStart"/>
+      <w:r>
+        <w:rPr>
+          <w:rFonts w:ascii="Arial" w:hAnsi="Arial" w:cs="Arial"/>
+          <w:color w:val="2F2F2F"/>
+          <w:spacing w:val="-2"/>
+          <w:w w:val="110"/>
+          <w:sz w:val="20"/>
+          <w:szCs w:val="20"/>
+        </w:rPr>
+        <w:t>Keteran</w:t>
+      </w:r>
+      <w:r>
+        <w:rPr>
+          <w:rFonts w:ascii="Arial" w:hAnsi="Arial" w:cs="Arial"/>
+          <w:color w:val="494949"/>
+          <w:spacing w:val="-1"/>
+          <w:w w:val="110"/>
+          <w:sz w:val="20"/>
+          <w:szCs w:val="20"/>
+        </w:rPr>
+        <w:t>g</w:t>
+      </w:r>
+      <w:r>
+        <w:rPr>
+          <w:rFonts w:ascii="Arial" w:hAnsi="Arial" w:cs="Arial"/>
+          <w:color w:val="2F2F2F"/>
+          <w:spacing w:val="-2"/>
+          <w:w w:val="110"/>
+          <w:sz w:val="20"/>
+          <w:szCs w:val="20"/>
+        </w:rPr>
+        <w:t>an</w:t>
+      </w:r>
+      <w:proofErr w:type="spellEnd"/>
+      <w:r>
+        <w:rPr>
+          <w:rFonts w:ascii="Arial" w:hAnsi="Arial" w:cs="Arial"/>
+          <w:color w:val="494949"/>
+          <w:spacing w:val="-1"/>
+          <w:w w:val="110"/>
+          <w:sz w:val="20"/>
+          <w:szCs w:val="20"/>
+        </w:rPr>
+        <w:t>.</w:t>
+      </w:r>
     </w:p>
     <w:p>
       <w:pPr>
@@ -1709,7 +2039,7 @@
           <w:sz w:val="20"/>
           <w:szCs w:val="20"/>
         </w:rPr>
-        <w:t xml:space="preserve">* Keterangan. Nama pejabat atasan langsung dan Hakim atau Pegawai Negeri yang memohon izin keluar kantor</w:t>
+        <w:t xml:space="preserve">* </w:t>
       </w:r>
       <w:r>
         <w:rPr>
@@ -1718,7 +2048,7 @@
           <w:sz w:val="18"/>
           <w:szCs w:val="18"/>
         </w:rPr>
-        <w:t xml:space="preserve"/>
+        <w:t xml:space="preserve">Yang </w:t>
       </w:r>
       <w:proofErr w:type="spellStart"/>
       <w:r>
@@ -1728,7 +2058,7 @@
           <w:sz w:val="18"/>
           <w:szCs w:val="18"/>
         </w:rPr>
-        <w:t/>
+        <w:t>memberikan</w:t>
       </w:r>
       <w:proofErr w:type="spellEnd"/>
       <w:r>
@@ -1738,7 +2068,7 @@
           <w:sz w:val="18"/>
           <w:szCs w:val="18"/>
         </w:rPr>
-        <w:t xml:space="preserve"/>
+        <w:t xml:space="preserve"> </w:t>
       </w:r>
       <w:proofErr w:type="spellStart"/>
       <w:r>
@@ -1748,7 +2078,7 @@
           <w:sz w:val="18"/>
           <w:szCs w:val="18"/>
         </w:rPr>
-        <w:t/>
+        <w:t>izin</w:t>
       </w:r>
       <w:proofErr w:type="spellEnd"/>
       <w:r>
@@ -1758,7 +2088,7 @@
           <w:sz w:val="18"/>
           <w:szCs w:val="18"/>
         </w:rPr>
-        <w:t xml:space="preserve"/>
+        <w:t xml:space="preserve"> </w:t>
       </w:r>
       <w:proofErr w:type="spellStart"/>
       <w:r>
@@ -1768,7 +2098,7 @@
           <w:sz w:val="18"/>
           <w:szCs w:val="18"/>
         </w:rPr>
-        <w:t/>
+        <w:t>yaitu</w:t>
       </w:r>
       <w:proofErr w:type="spellEnd"/>
       <w:r>
@@ -1778,7 +2108,7 @@
           <w:sz w:val="18"/>
           <w:szCs w:val="18"/>
         </w:rPr>
-        <w:t xml:space="preserve"/>
+        <w:t xml:space="preserve"> </w:t>
       </w:r>
       <w:proofErr w:type="spellStart"/>
       <w:r>
@@ -1788,7 +2118,7 @@
           <w:sz w:val="18"/>
           <w:szCs w:val="18"/>
         </w:rPr>
-        <w:t/>
+        <w:t>atasan</w:t>
       </w:r>
       <w:proofErr w:type="spellEnd"/>
       <w:r>
@@ -1798,7 +2128,7 @@
           <w:sz w:val="18"/>
           <w:szCs w:val="18"/>
         </w:rPr>
-        <w:t xml:space="preserve"/>
+        <w:t xml:space="preserve"> </w:t>
       </w:r>
       <w:proofErr w:type="spellStart"/>
       <w:r>
@@ -1808,7 +2138,7 @@
           <w:sz w:val="18"/>
           <w:szCs w:val="18"/>
         </w:rPr>
-        <w:t/>
+        <w:t>langsung</w:t>
       </w:r>
       <w:proofErr w:type="spellEnd"/>
       <w:r>
@@ -1818,7 +2148,7 @@
           <w:sz w:val="18"/>
           <w:szCs w:val="18"/>
         </w:rPr>
-        <w:t xml:space="preserve"/>
+        <w:t xml:space="preserve"> </w:t>
       </w:r>
       <w:proofErr w:type="spellStart"/>
       <w:r>
@@ -1828,7 +2158,7 @@
           <w:sz w:val="18"/>
           <w:szCs w:val="18"/>
         </w:rPr>
-        <w:t/>
+        <w:t>serta</w:t>
       </w:r>
       <w:proofErr w:type="spellEnd"/>
       <w:r>
@@ -1838,7 +2168,7 @@
           <w:sz w:val="18"/>
           <w:szCs w:val="18"/>
         </w:rPr>
-        <w:t xml:space="preserve"/>
+        <w:t xml:space="preserve"> </w:t>
       </w:r>
       <w:proofErr w:type="spellStart"/>
       <w:r>
@@ -1848,7 +2178,7 @@
           <w:sz w:val="18"/>
           <w:szCs w:val="18"/>
         </w:rPr>
-        <w:t/>
+        <w:t>diketahui</w:t>
       </w:r>
       <w:proofErr w:type="spellEnd"/>
       <w:r>
@@ -1858,7 +2188,7 @@
           <w:sz w:val="18"/>
           <w:szCs w:val="18"/>
         </w:rPr>
-        <w:t xml:space="preserve"/>
+        <w:t xml:space="preserve"> oleh </w:t>
       </w:r>
       <w:proofErr w:type="spellStart"/>
       <w:r>
@@ -1868,7 +2198,7 @@
           <w:sz w:val="18"/>
           <w:szCs w:val="18"/>
         </w:rPr>
-        <w:t/>
+        <w:t>Ketua</w:t>
       </w:r>
       <w:proofErr w:type="spellEnd"/>
       <w:r>
@@ -1878,7 +2208,7 @@
           <w:sz w:val="18"/>
           <w:szCs w:val="18"/>
         </w:rPr>
-        <w:t xml:space="preserve"/>
+        <w:t xml:space="preserve"> </w:t>
       </w:r>
       <w:proofErr w:type="spellStart"/>
       <w:r>
@@ -1888,7 +2218,7 @@
           <w:sz w:val="18"/>
           <w:szCs w:val="18"/>
         </w:rPr>
-        <w:t/>
+        <w:t>atau</w:t>
       </w:r>
       <w:proofErr w:type="spellEnd"/>
       <w:r>
@@ -1898,7 +2228,7 @@
           <w:sz w:val="18"/>
           <w:szCs w:val="18"/>
         </w:rPr>
-        <w:t xml:space="preserve"/>
+        <w:t xml:space="preserve"> Wakil </w:t>
       </w:r>
       <w:proofErr w:type="spellStart"/>
       <w:r>
@@ -1908,7 +2238,7 @@
           <w:sz w:val="18"/>
           <w:szCs w:val="18"/>
         </w:rPr>
-        <w:t/>
+        <w:t>Ketua</w:t>
       </w:r>
       <w:proofErr w:type="spellEnd"/>
       <w:r>
@@ -1918,7 +2248,7 @@
           <w:sz w:val="18"/>
           <w:szCs w:val="18"/>
         </w:rPr>
-        <w:t xml:space="preserve"/>
+        <w:t xml:space="preserve"> </w:t>
       </w:r>
       <w:proofErr w:type="spellStart"/>
       <w:r>
@@ -1928,7 +2258,7 @@
           <w:sz w:val="18"/>
           <w:szCs w:val="18"/>
         </w:rPr>
-        <w:t/>
+        <w:t>Pengadilan</w:t>
       </w:r>
       <w:proofErr w:type="spellEnd"/>
       <w:r>
@@ -1938,8 +2268,37 @@
           <w:sz w:val="18"/>
           <w:szCs w:val="18"/>
         </w:rPr>
-        <w:t xml:space="preserve"/>
-      </w:r>
+        <w:t xml:space="preserve"> Agama Rantau</w:t>
+      </w:r>
+    </w:p>
+    <w:p>
+      <w:pPr>
+        <w:rPr>
+          <w:rFonts w:ascii="Arial" w:eastAsia="Times New Roman" w:hAnsi="Arial" w:cs="Arial"/>
+          <w:sz w:val="20"/>
+          <w:szCs w:val="20"/>
+        </w:rPr>
+      </w:pPr>
+      <w:r>
+        <w:rPr>
+          <w:rFonts w:ascii="Arial" w:hAnsi="Arial" w:cs="Arial"/>
+          <w:color w:val="2F2F2F"/>
+          <w:sz w:val="18"/>
+          <w:szCs w:val="18"/>
+        </w:rPr>
+        <w:t xml:space="preserve">** Coret salah </w:t>
+      </w:r>
+      <w:proofErr w:type="spellStart"/>
+      <w:r>
+        <w:rPr>
+          <w:rFonts w:ascii="Arial" w:hAnsi="Arial" w:cs="Arial"/>
+          <w:color w:val="2F2F2F"/>
+          <w:sz w:val="18"/>
+          <w:szCs w:val="18"/>
+        </w:rPr>
+        <w:t>satu</w:t>
+      </w:r>
+      <w:proofErr w:type="spellEnd"/>
     </w:p>
     <w:sectPr>
       <w:type w:val="continuous"/>
